--- a/lessons/4-1-catchup/homework.docx
+++ b/lessons/4-1-catchup/homework.docx
@@ -12,7 +12,7 @@
           <w:b/>
           <w:bCs/>
         </w:rPr>
-        <w:t xml:space="preserve">4.1–4.3 Catch-Up — Homework</w:t>
+        <w:t xml:space="preserve">3.2 · 4.1 · 4.2 Catch-Up — Homework</w:t>
       </w:r>
     </w:p>
     <w:p>
@@ -80,7 +80,7 @@
         <w:spacing w:after="60" w:before="0"/>
       </w:pPr>
       <w:r>
-        <w:t xml:space="preserve">Content: I can show I am caught up on Lessons 4.1–4.3 by using each lesson's big idea in mixed practice.</w:t>
+        <w:t xml:space="preserve">Content: I can show I am caught up on Lessons 3.2 · 4.1 · 4.2 by using each lesson's big idea in mixed practice.</w:t>
       </w:r>
     </w:p>
     <w:p>
@@ -88,7 +88,7 @@
         <w:spacing w:after="60" w:before="0"/>
       </w:pPr>
       <w:r>
-        <w:t xml:space="preserve">Language: I can explain which lesson's big idea I used and how, using key vocabulary from Lessons 4.1–4.3.</w:t>
+        <w:t xml:space="preserve">Language: I can explain which lesson's big idea I used and how, using key vocabulary from Lessons 3.2 · 4.1 · 4.2.</w:t>
       </w:r>
     </w:p>
     <w:p>
@@ -255,6 +255,132 @@
                     </pic:cNvPicPr>
                   </pic:nvPicPr>
                   <pic:blipFill>
+                    <a:blip r:embed="rId8" cstate="none"/>
+                    <a:srcRect/>
+                    <a:stretch>
+                      <a:fillRect/>
+                    </a:stretch>
+                  </pic:blipFill>
+                  <pic:spPr bwMode="auto">
+                    <a:xfrm>
+                      <a:off x="0" y="0"/>
+                      <a:ext cx="1047750" cy="790575"/>
+                    </a:xfrm>
+                    <a:prstGeom prst="rect">
+                      <a:avLst/>
+                    </a:prstGeom>
+                  </pic:spPr>
+                </pic:pic>
+              </a:graphicData>
+            </a:graphic>
+          </wp:inline>
+        </w:drawing>
+      </w:r>
+    </w:p>
+    <w:p>
+      <w:pPr>
+        <w:keepNext/>
+        <w:spacing w:after="120"/>
+      </w:pPr>
+      <w:r>
+        <w:rPr>
+          <w:b/>
+          <w:bCs/>
+        </w:rPr>
+        <w:t xml:space="preserve">Unit Rate (Tasa unitaria)</w:t>
+      </w:r>
+      <w:r>
+        <w:t xml:space="preserve"> — A rate for just 1 of something, like cost for 1 item.</w:t>
+      </w:r>
+    </w:p>
+    <w:p>
+      <w:pPr>
+        <w:keepNext/>
+        <w:spacing w:after="20" w:before="80"/>
+        <w:jc w:val="center"/>
+      </w:pPr>
+      <w:r>
+        <w:drawing>
+          <wp:inline distT="0" distB="0" distL="0" distR="0">
+            <wp:extent cx="1047750" cy="790575"/>
+            <wp:effectExtent t="0" r="0" b="0" l="0"/>
+            <wp:docPr id="1" name="" descr="" title=""/>
+            <wp:cNvGraphicFramePr>
+              <a:graphicFrameLocks xmlns:a="http://schemas.openxmlformats.org/drawingml/2006/main" noChangeAspect="1"/>
+            </wp:cNvGraphicFramePr>
+            <a:graphic xmlns:a="http://schemas.openxmlformats.org/drawingml/2006/main">
+              <a:graphicData uri="http://schemas.openxmlformats.org/drawingml/2006/picture">
+                <pic:pic xmlns:pic="http://schemas.openxmlformats.org/drawingml/2006/picture">
+                  <pic:nvPicPr>
+                    <pic:cNvPr id="0" name="" descr=""/>
+                    <pic:cNvPicPr>
+                      <a:picLocks noChangeAspect="1" noChangeArrowheads="1"/>
+                    </pic:cNvPicPr>
+                  </pic:nvPicPr>
+                  <pic:blipFill>
+                    <a:blip r:embed="rId8" cstate="none"/>
+                    <a:srcRect/>
+                    <a:stretch>
+                      <a:fillRect/>
+                    </a:stretch>
+                  </pic:blipFill>
+                  <pic:spPr bwMode="auto">
+                    <a:xfrm>
+                      <a:off x="0" y="0"/>
+                      <a:ext cx="1047750" cy="790575"/>
+                    </a:xfrm>
+                    <a:prstGeom prst="rect">
+                      <a:avLst/>
+                    </a:prstGeom>
+                  </pic:spPr>
+                </pic:pic>
+              </a:graphicData>
+            </a:graphic>
+          </wp:inline>
+        </w:drawing>
+      </w:r>
+    </w:p>
+    <w:p>
+      <w:pPr>
+        <w:keepNext/>
+        <w:spacing w:after="120"/>
+      </w:pPr>
+      <w:r>
+        <w:rPr>
+          <w:b/>
+          <w:bCs/>
+        </w:rPr>
+        <w:t xml:space="preserve">Per (Por)</w:t>
+      </w:r>
+      <w:r>
+        <w:t xml:space="preserve"> — For each one. Example: 5 dollars per book.</w:t>
+      </w:r>
+    </w:p>
+    <w:p>
+      <w:pPr>
+        <w:keepNext/>
+        <w:spacing w:after="20" w:before="80"/>
+        <w:jc w:val="center"/>
+      </w:pPr>
+      <w:r>
+        <w:drawing>
+          <wp:inline distT="0" distB="0" distL="0" distR="0">
+            <wp:extent cx="1047750" cy="790575"/>
+            <wp:effectExtent t="0" r="0" b="0" l="0"/>
+            <wp:docPr id="1" name="" descr="" title=""/>
+            <wp:cNvGraphicFramePr>
+              <a:graphicFrameLocks xmlns:a="http://schemas.openxmlformats.org/drawingml/2006/main" noChangeAspect="1"/>
+            </wp:cNvGraphicFramePr>
+            <a:graphic xmlns:a="http://schemas.openxmlformats.org/drawingml/2006/main">
+              <a:graphicData uri="http://schemas.openxmlformats.org/drawingml/2006/picture">
+                <pic:pic xmlns:pic="http://schemas.openxmlformats.org/drawingml/2006/picture">
+                  <pic:nvPicPr>
+                    <pic:cNvPr id="0" name="" descr=""/>
+                    <pic:cNvPicPr>
+                      <a:picLocks noChangeAspect="1" noChangeArrowheads="1"/>
+                    </pic:cNvPicPr>
+                  </pic:nvPicPr>
+                  <pic:blipFill>
                     <a:blip r:embed="rId9" cstate="none"/>
                     <a:srcRect/>
                     <a:stretch>
@@ -287,10 +413,136 @@
           <w:b/>
           <w:bCs/>
         </w:rPr>
-        <w:t xml:space="preserve">Fractions, Decimals, and Percents (Fracciones, decimales y porcentajes)</w:t>
-      </w:r>
-      <w:r>
-        <w:t xml:space="preserve"> — Three equivalent ways to name the same part of a whole.</w:t>
+        <w:t xml:space="preserve">Ratio (Razón)</w:t>
+      </w:r>
+      <w:r>
+        <w:t xml:space="preserve"> — A way to compare two amounts, like 3 to 2.</w:t>
+      </w:r>
+    </w:p>
+    <w:p>
+      <w:pPr>
+        <w:keepNext/>
+        <w:spacing w:after="20" w:before="80"/>
+        <w:jc w:val="center"/>
+      </w:pPr>
+      <w:r>
+        <w:drawing>
+          <wp:inline distT="0" distB="0" distL="0" distR="0">
+            <wp:extent cx="1047750" cy="790575"/>
+            <wp:effectExtent t="0" r="0" b="0" l="0"/>
+            <wp:docPr id="1" name="" descr="" title=""/>
+            <wp:cNvGraphicFramePr>
+              <a:graphicFrameLocks xmlns:a="http://schemas.openxmlformats.org/drawingml/2006/main" noChangeAspect="1"/>
+            </wp:cNvGraphicFramePr>
+            <a:graphic xmlns:a="http://schemas.openxmlformats.org/drawingml/2006/main">
+              <a:graphicData uri="http://schemas.openxmlformats.org/drawingml/2006/picture">
+                <pic:pic xmlns:pic="http://schemas.openxmlformats.org/drawingml/2006/picture">
+                  <pic:nvPicPr>
+                    <pic:cNvPr id="0" name="" descr=""/>
+                    <pic:cNvPicPr>
+                      <a:picLocks noChangeAspect="1" noChangeArrowheads="1"/>
+                    </pic:cNvPicPr>
+                  </pic:nvPicPr>
+                  <pic:blipFill>
+                    <a:blip r:embed="rId8" cstate="none"/>
+                    <a:srcRect/>
+                    <a:stretch>
+                      <a:fillRect/>
+                    </a:stretch>
+                  </pic:blipFill>
+                  <pic:spPr bwMode="auto">
+                    <a:xfrm>
+                      <a:off x="0" y="0"/>
+                      <a:ext cx="1047750" cy="790575"/>
+                    </a:xfrm>
+                    <a:prstGeom prst="rect">
+                      <a:avLst/>
+                    </a:prstGeom>
+                  </pic:spPr>
+                </pic:pic>
+              </a:graphicData>
+            </a:graphic>
+          </wp:inline>
+        </w:drawing>
+      </w:r>
+    </w:p>
+    <w:p>
+      <w:pPr>
+        <w:keepNext/>
+        <w:spacing w:after="120"/>
+      </w:pPr>
+      <w:r>
+        <w:rPr>
+          <w:b/>
+          <w:bCs/>
+        </w:rPr>
+        <w:t xml:space="preserve">Unit price (Precio unitario)</w:t>
+      </w:r>
+      <w:r>
+        <w:t xml:space="preserve"> — A unit rate that gives the cost of exactly 1 item, like $0.60 per game.</w:t>
+      </w:r>
+    </w:p>
+    <w:p>
+      <w:pPr>
+        <w:keepNext/>
+        <w:spacing w:after="20" w:before="80"/>
+        <w:jc w:val="center"/>
+      </w:pPr>
+      <w:r>
+        <w:drawing>
+          <wp:inline distT="0" distB="0" distL="0" distR="0">
+            <wp:extent cx="1047750" cy="790575"/>
+            <wp:effectExtent t="0" r="0" b="0" l="0"/>
+            <wp:docPr id="1" name="" descr="" title=""/>
+            <wp:cNvGraphicFramePr>
+              <a:graphicFrameLocks xmlns:a="http://schemas.openxmlformats.org/drawingml/2006/main" noChangeAspect="1"/>
+            </wp:cNvGraphicFramePr>
+            <a:graphic xmlns:a="http://schemas.openxmlformats.org/drawingml/2006/main">
+              <a:graphicData uri="http://schemas.openxmlformats.org/drawingml/2006/picture">
+                <pic:pic xmlns:pic="http://schemas.openxmlformats.org/drawingml/2006/picture">
+                  <pic:nvPicPr>
+                    <pic:cNvPr id="0" name="" descr=""/>
+                    <pic:cNvPicPr>
+                      <a:picLocks noChangeAspect="1" noChangeArrowheads="1"/>
+                    </pic:cNvPicPr>
+                  </pic:nvPicPr>
+                  <pic:blipFill>
+                    <a:blip r:embed="rId8" cstate="none"/>
+                    <a:srcRect/>
+                    <a:stretch>
+                      <a:fillRect/>
+                    </a:stretch>
+                  </pic:blipFill>
+                  <pic:spPr bwMode="auto">
+                    <a:xfrm>
+                      <a:off x="0" y="0"/>
+                      <a:ext cx="1047750" cy="790575"/>
+                    </a:xfrm>
+                    <a:prstGeom prst="rect">
+                      <a:avLst/>
+                    </a:prstGeom>
+                  </pic:spPr>
+                </pic:pic>
+              </a:graphicData>
+            </a:graphic>
+          </wp:inline>
+        </w:drawing>
+      </w:r>
+    </w:p>
+    <w:p>
+      <w:pPr>
+        <w:keepNext/>
+        <w:spacing w:after="120"/>
+      </w:pPr>
+      <w:r>
+        <w:rPr>
+          <w:b/>
+          <w:bCs/>
+        </w:rPr>
+        <w:t xml:space="preserve">Better Buy (Mejor compra)</w:t>
+      </w:r>
+      <w:r>
+        <w:t xml:space="preserve"> — The choice that costs less for each item.</w:t>
       </w:r>
     </w:p>
     <w:p>
@@ -350,136 +602,10 @@
           <w:b/>
           <w:bCs/>
         </w:rPr>
-        <w:t xml:space="preserve">Percent (Porcentaje)</w:t>
-      </w:r>
-      <w:r>
-        <w:t xml:space="preserve"> — A way to compare a number to 100, shown with the % sign.</w:t>
-      </w:r>
-    </w:p>
-    <w:p>
-      <w:pPr>
-        <w:keepNext/>
-        <w:spacing w:after="20" w:before="80"/>
-        <w:jc w:val="center"/>
-      </w:pPr>
-      <w:r>
-        <w:drawing>
-          <wp:inline distT="0" distB="0" distL="0" distR="0">
-            <wp:extent cx="1047750" cy="790575"/>
-            <wp:effectExtent t="0" r="0" b="0" l="0"/>
-            <wp:docPr id="1" name="" descr="" title=""/>
-            <wp:cNvGraphicFramePr>
-              <a:graphicFrameLocks xmlns:a="http://schemas.openxmlformats.org/drawingml/2006/main" noChangeAspect="1"/>
-            </wp:cNvGraphicFramePr>
-            <a:graphic xmlns:a="http://schemas.openxmlformats.org/drawingml/2006/main">
-              <a:graphicData uri="http://schemas.openxmlformats.org/drawingml/2006/picture">
-                <pic:pic xmlns:pic="http://schemas.openxmlformats.org/drawingml/2006/picture">
-                  <pic:nvPicPr>
-                    <pic:cNvPr id="0" name="" descr=""/>
-                    <pic:cNvPicPr>
-                      <a:picLocks noChangeAspect="1" noChangeArrowheads="1"/>
-                    </pic:cNvPicPr>
-                  </pic:nvPicPr>
-                  <pic:blipFill>
-                    <a:blip r:embed="rId9" cstate="none"/>
-                    <a:srcRect/>
-                    <a:stretch>
-                      <a:fillRect/>
-                    </a:stretch>
-                  </pic:blipFill>
-                  <pic:spPr bwMode="auto">
-                    <a:xfrm>
-                      <a:off x="0" y="0"/>
-                      <a:ext cx="1047750" cy="790575"/>
-                    </a:xfrm>
-                    <a:prstGeom prst="rect">
-                      <a:avLst/>
-                    </a:prstGeom>
-                  </pic:spPr>
-                </pic:pic>
-              </a:graphicData>
-            </a:graphic>
-          </wp:inline>
-        </w:drawing>
-      </w:r>
-    </w:p>
-    <w:p>
-      <w:pPr>
-        <w:keepNext/>
-        <w:spacing w:after="120"/>
-      </w:pPr>
-      <w:r>
-        <w:rPr>
-          <w:b/>
-          <w:bCs/>
-        </w:rPr>
-        <w:t xml:space="preserve">Percents Greater Than 100% and Less Than 1% (Porcentajes mayores que 100% y menores que 1%)</w:t>
-      </w:r>
-      <w:r>
-        <w:t xml:space="preserve"> — Percents can describe amounts greater than one whole or smaller than one hundredth of a whole.</w:t>
-      </w:r>
-    </w:p>
-    <w:p>
-      <w:pPr>
-        <w:keepNext/>
-        <w:spacing w:after="20" w:before="80"/>
-        <w:jc w:val="center"/>
-      </w:pPr>
-      <w:r>
-        <w:drawing>
-          <wp:inline distT="0" distB="0" distL="0" distR="0">
-            <wp:extent cx="1047750" cy="790575"/>
-            <wp:effectExtent t="0" r="0" b="0" l="0"/>
-            <wp:docPr id="1" name="" descr="" title=""/>
-            <wp:cNvGraphicFramePr>
-              <a:graphicFrameLocks xmlns:a="http://schemas.openxmlformats.org/drawingml/2006/main" noChangeAspect="1"/>
-            </wp:cNvGraphicFramePr>
-            <a:graphic xmlns:a="http://schemas.openxmlformats.org/drawingml/2006/main">
-              <a:graphicData uri="http://schemas.openxmlformats.org/drawingml/2006/picture">
-                <pic:pic xmlns:pic="http://schemas.openxmlformats.org/drawingml/2006/picture">
-                  <pic:nvPicPr>
-                    <pic:cNvPr id="0" name="" descr=""/>
-                    <pic:cNvPicPr>
-                      <a:picLocks noChangeAspect="1" noChangeArrowheads="1"/>
-                    </pic:cNvPicPr>
-                  </pic:nvPicPr>
-                  <pic:blipFill>
-                    <a:blip r:embed="rId8" cstate="none"/>
-                    <a:srcRect/>
-                    <a:stretch>
-                      <a:fillRect/>
-                    </a:stretch>
-                  </pic:blipFill>
-                  <pic:spPr bwMode="auto">
-                    <a:xfrm>
-                      <a:off x="0" y="0"/>
-                      <a:ext cx="1047750" cy="790575"/>
-                    </a:xfrm>
-                    <a:prstGeom prst="rect">
-                      <a:avLst/>
-                    </a:prstGeom>
-                  </pic:spPr>
-                </pic:pic>
-              </a:graphicData>
-            </a:graphic>
-          </wp:inline>
-        </w:drawing>
-      </w:r>
-    </w:p>
-    <w:p>
-      <w:pPr>
-        <w:keepNext/>
-        <w:spacing w:after="120"/>
-      </w:pPr>
-      <w:r>
-        <w:rPr>
-          <w:b/>
-          <w:bCs/>
-        </w:rPr>
-        <w:t xml:space="preserve">Unit Rate (Tasa unitaria)</w:t>
-      </w:r>
-      <w:r>
-        <w:t xml:space="preserve"> — A rate for just 1 of something, like cost for 1 item.</w:t>
+        <w:t xml:space="preserve">Divide (Dividir)</w:t>
+      </w:r>
+      <w:r>
+        <w:t xml:space="preserve"> — Splitting a total into equal groups.</w:t>
       </w:r>
     </w:p>
     <w:p>
@@ -539,10 +665,10 @@
           <w:b/>
           <w:bCs/>
         </w:rPr>
-        <w:t xml:space="preserve">Decimal (Decimal)</w:t>
-      </w:r>
-      <w:r>
-        <w:t xml:space="preserve"> — A number with a dot, like 0.5, that shows a part less than one.</w:t>
+        <w:t xml:space="preserve">Understand Percent (Comprender el porcentaje)</w:t>
+      </w:r>
+      <w:r>
+        <w:t xml:space="preserve"> — A percent is a ratio that compares a number to 100, so every percent answers the question “how many out of 100?”</w:t>
       </w:r>
     </w:p>
     <w:p>
@@ -570,7 +696,7 @@
                     </pic:cNvPicPr>
                   </pic:nvPicPr>
                   <pic:blipFill>
-                    <a:blip r:embed="rId10" cstate="none"/>
+                    <a:blip r:embed="rId11" cstate="none"/>
                     <a:srcRect/>
                     <a:stretch>
                       <a:fillRect/>
@@ -602,6 +728,258 @@
           <w:b/>
           <w:bCs/>
         </w:rPr>
+        <w:t xml:space="preserve">Fractions, Decimals, and Percents (Fracciones, decimales y porcentajes)</w:t>
+      </w:r>
+      <w:r>
+        <w:t xml:space="preserve"> — Three equivalent ways to name the same part of a whole.</w:t>
+      </w:r>
+    </w:p>
+    <w:p>
+      <w:pPr>
+        <w:keepNext/>
+        <w:spacing w:after="20" w:before="80"/>
+        <w:jc w:val="center"/>
+      </w:pPr>
+      <w:r>
+        <w:drawing>
+          <wp:inline distT="0" distB="0" distL="0" distR="0">
+            <wp:extent cx="1047750" cy="790575"/>
+            <wp:effectExtent t="0" r="0" b="0" l="0"/>
+            <wp:docPr id="1" name="" descr="" title=""/>
+            <wp:cNvGraphicFramePr>
+              <a:graphicFrameLocks xmlns:a="http://schemas.openxmlformats.org/drawingml/2006/main" noChangeAspect="1"/>
+            </wp:cNvGraphicFramePr>
+            <a:graphic xmlns:a="http://schemas.openxmlformats.org/drawingml/2006/main">
+              <a:graphicData uri="http://schemas.openxmlformats.org/drawingml/2006/picture">
+                <pic:pic xmlns:pic="http://schemas.openxmlformats.org/drawingml/2006/picture">
+                  <pic:nvPicPr>
+                    <pic:cNvPr id="0" name="" descr=""/>
+                    <pic:cNvPicPr>
+                      <a:picLocks noChangeAspect="1" noChangeArrowheads="1"/>
+                    </pic:cNvPicPr>
+                  </pic:nvPicPr>
+                  <pic:blipFill>
+                    <a:blip r:embed="rId12" cstate="none"/>
+                    <a:srcRect/>
+                    <a:stretch>
+                      <a:fillRect/>
+                    </a:stretch>
+                  </pic:blipFill>
+                  <pic:spPr bwMode="auto">
+                    <a:xfrm>
+                      <a:off x="0" y="0"/>
+                      <a:ext cx="1047750" cy="790575"/>
+                    </a:xfrm>
+                    <a:prstGeom prst="rect">
+                      <a:avLst/>
+                    </a:prstGeom>
+                  </pic:spPr>
+                </pic:pic>
+              </a:graphicData>
+            </a:graphic>
+          </wp:inline>
+        </w:drawing>
+      </w:r>
+    </w:p>
+    <w:p>
+      <w:pPr>
+        <w:keepNext/>
+        <w:spacing w:after="120"/>
+      </w:pPr>
+      <w:r>
+        <w:rPr>
+          <w:b/>
+          <w:bCs/>
+        </w:rPr>
+        <w:t xml:space="preserve">Percent (Porcentaje)</w:t>
+      </w:r>
+      <w:r>
+        <w:t xml:space="preserve"> — A way to compare a number to 100, shown with the % sign.</w:t>
+      </w:r>
+    </w:p>
+    <w:p>
+      <w:pPr>
+        <w:keepNext/>
+        <w:spacing w:after="20" w:before="80"/>
+        <w:jc w:val="center"/>
+      </w:pPr>
+      <w:r>
+        <w:drawing>
+          <wp:inline distT="0" distB="0" distL="0" distR="0">
+            <wp:extent cx="1047750" cy="790575"/>
+            <wp:effectExtent t="0" r="0" b="0" l="0"/>
+            <wp:docPr id="1" name="" descr="" title=""/>
+            <wp:cNvGraphicFramePr>
+              <a:graphicFrameLocks xmlns:a="http://schemas.openxmlformats.org/drawingml/2006/main" noChangeAspect="1"/>
+            </wp:cNvGraphicFramePr>
+            <a:graphic xmlns:a="http://schemas.openxmlformats.org/drawingml/2006/main">
+              <a:graphicData uri="http://schemas.openxmlformats.org/drawingml/2006/picture">
+                <pic:pic xmlns:pic="http://schemas.openxmlformats.org/drawingml/2006/picture">
+                  <pic:nvPicPr>
+                    <pic:cNvPr id="0" name="" descr=""/>
+                    <pic:cNvPicPr>
+                      <a:picLocks noChangeAspect="1" noChangeArrowheads="1"/>
+                    </pic:cNvPicPr>
+                  </pic:nvPicPr>
+                  <pic:blipFill>
+                    <a:blip r:embed="rId11" cstate="none"/>
+                    <a:srcRect/>
+                    <a:stretch>
+                      <a:fillRect/>
+                    </a:stretch>
+                  </pic:blipFill>
+                  <pic:spPr bwMode="auto">
+                    <a:xfrm>
+                      <a:off x="0" y="0"/>
+                      <a:ext cx="1047750" cy="790575"/>
+                    </a:xfrm>
+                    <a:prstGeom prst="rect">
+                      <a:avLst/>
+                    </a:prstGeom>
+                  </pic:spPr>
+                </pic:pic>
+              </a:graphicData>
+            </a:graphic>
+          </wp:inline>
+        </w:drawing>
+      </w:r>
+    </w:p>
+    <w:p>
+      <w:pPr>
+        <w:keepNext/>
+        <w:spacing w:after="120"/>
+      </w:pPr>
+      <w:r>
+        <w:rPr>
+          <w:b/>
+          <w:bCs/>
+        </w:rPr>
+        <w:t xml:space="preserve">Percents Greater Than 100% and Less Than 1% (Porcentajes mayores que 100% y menores que 1%)</w:t>
+      </w:r>
+      <w:r>
+        <w:t xml:space="preserve"> — Percents can describe amounts greater than one whole or smaller than one hundredth of a whole.</w:t>
+      </w:r>
+    </w:p>
+    <w:p>
+      <w:pPr>
+        <w:keepNext/>
+        <w:spacing w:after="20" w:before="80"/>
+        <w:jc w:val="center"/>
+      </w:pPr>
+      <w:r>
+        <w:drawing>
+          <wp:inline distT="0" distB="0" distL="0" distR="0">
+            <wp:extent cx="1047750" cy="790575"/>
+            <wp:effectExtent t="0" r="0" b="0" l="0"/>
+            <wp:docPr id="1" name="" descr="" title=""/>
+            <wp:cNvGraphicFramePr>
+              <a:graphicFrameLocks xmlns:a="http://schemas.openxmlformats.org/drawingml/2006/main" noChangeAspect="1"/>
+            </wp:cNvGraphicFramePr>
+            <a:graphic xmlns:a="http://schemas.openxmlformats.org/drawingml/2006/main">
+              <a:graphicData uri="http://schemas.openxmlformats.org/drawingml/2006/picture">
+                <pic:pic xmlns:pic="http://schemas.openxmlformats.org/drawingml/2006/picture">
+                  <pic:nvPicPr>
+                    <pic:cNvPr id="0" name="" descr=""/>
+                    <pic:cNvPicPr>
+                      <a:picLocks noChangeAspect="1" noChangeArrowheads="1"/>
+                    </pic:cNvPicPr>
+                  </pic:nvPicPr>
+                  <pic:blipFill>
+                    <a:blip r:embed="rId13" cstate="none"/>
+                    <a:srcRect/>
+                    <a:stretch>
+                      <a:fillRect/>
+                    </a:stretch>
+                  </pic:blipFill>
+                  <pic:spPr bwMode="auto">
+                    <a:xfrm>
+                      <a:off x="0" y="0"/>
+                      <a:ext cx="1047750" cy="790575"/>
+                    </a:xfrm>
+                    <a:prstGeom prst="rect">
+                      <a:avLst/>
+                    </a:prstGeom>
+                  </pic:spPr>
+                </pic:pic>
+              </a:graphicData>
+            </a:graphic>
+          </wp:inline>
+        </w:drawing>
+      </w:r>
+    </w:p>
+    <w:p>
+      <w:pPr>
+        <w:keepNext/>
+        <w:spacing w:after="120"/>
+      </w:pPr>
+      <w:r>
+        <w:rPr>
+          <w:b/>
+          <w:bCs/>
+        </w:rPr>
+        <w:t xml:space="preserve">Decimal (Decimal)</w:t>
+      </w:r>
+      <w:r>
+        <w:t xml:space="preserve"> — A number with a dot, like 0.5, that shows a part less than one.</w:t>
+      </w:r>
+    </w:p>
+    <w:p>
+      <w:pPr>
+        <w:keepNext/>
+        <w:spacing w:after="20" w:before="80"/>
+        <w:jc w:val="center"/>
+      </w:pPr>
+      <w:r>
+        <w:drawing>
+          <wp:inline distT="0" distB="0" distL="0" distR="0">
+            <wp:extent cx="1047750" cy="790575"/>
+            <wp:effectExtent t="0" r="0" b="0" l="0"/>
+            <wp:docPr id="1" name="" descr="" title=""/>
+            <wp:cNvGraphicFramePr>
+              <a:graphicFrameLocks xmlns:a="http://schemas.openxmlformats.org/drawingml/2006/main" noChangeAspect="1"/>
+            </wp:cNvGraphicFramePr>
+            <a:graphic xmlns:a="http://schemas.openxmlformats.org/drawingml/2006/main">
+              <a:graphicData uri="http://schemas.openxmlformats.org/drawingml/2006/picture">
+                <pic:pic xmlns:pic="http://schemas.openxmlformats.org/drawingml/2006/picture">
+                  <pic:nvPicPr>
+                    <pic:cNvPr id="0" name="" descr=""/>
+                    <pic:cNvPicPr>
+                      <a:picLocks noChangeAspect="1" noChangeArrowheads="1"/>
+                    </pic:cNvPicPr>
+                  </pic:nvPicPr>
+                  <pic:blipFill>
+                    <a:blip r:embed="rId12" cstate="none"/>
+                    <a:srcRect/>
+                    <a:stretch>
+                      <a:fillRect/>
+                    </a:stretch>
+                  </pic:blipFill>
+                  <pic:spPr bwMode="auto">
+                    <a:xfrm>
+                      <a:off x="0" y="0"/>
+                      <a:ext cx="1047750" cy="790575"/>
+                    </a:xfrm>
+                    <a:prstGeom prst="rect">
+                      <a:avLst/>
+                    </a:prstGeom>
+                  </pic:spPr>
+                </pic:pic>
+              </a:graphicData>
+            </a:graphic>
+          </wp:inline>
+        </w:drawing>
+      </w:r>
+    </w:p>
+    <w:p>
+      <w:pPr>
+        <w:keepNext/>
+        <w:spacing w:after="120"/>
+      </w:pPr>
+      <w:r>
+        <w:rPr>
+          <w:b/>
+          <w:bCs/>
+        </w:rPr>
         <w:t xml:space="preserve">Greater than 100% (Mayor que 100%)</w:t>
       </w:r>
       <w:r>
@@ -642,7 +1020,7 @@
           <w:b/>
           <w:bCs/>
         </w:rPr>
-        <w:t xml:space="preserve">1. (Lesson 4.1) A booth charges $4.50 for 9 games. What is the unit rate?</w:t>
+        <w:t xml:space="preserve">1. (Lesson 3.2) A booth charges $4.50 for 9 games. What is the unit rate?</w:t>
       </w:r>
     </w:p>
     <w:p>
@@ -697,7 +1075,7 @@
           <w:b/>
           <w:bCs/>
         </w:rPr>
-        <w:t xml:space="preserve">2. (Lesson 4.1) A car travels 180 miles using 6 gallons of gas. What is the unit rate in miles per gallon?</w:t>
+        <w:t xml:space="preserve">2. (Lesson 3.2) A car travels 180 miles using 6 gallons of gas. What is the unit rate in miles per gallon?</w:t>
       </w:r>
     </w:p>
     <w:p>
@@ -752,7 +1130,7 @@
           <w:b/>
           <w:bCs/>
         </w:rPr>
-        <w:t xml:space="preserve">3. (Lesson 4.1) Which token pack from the table above is the best deal?</w:t>
+        <w:t xml:space="preserve">3. (Lesson 3.2) Token packs: Pack A is 20 tokens for $5.00, Pack B is 35 tokens for $7.00, and Pack C is 50 tokens for $12.50. Which pack is the best deal per token?</w:t>
       </w:r>
     </w:p>
     <w:p>
@@ -807,7 +1185,7 @@
           <w:b/>
           <w:bCs/>
         </w:rPr>
-        <w:t xml:space="preserve">4. (Lesson 4.1) Runner A completes 4 laps in 12 minutes. Runner B completes 5 laps in 14 minutes. Who runs more laps per minute?</w:t>
+        <w:t xml:space="preserve">4. (Lesson 3.2) Runner A completes 4 laps in 12 minutes. Runner B completes 5 laps in 14 minutes. Who runs more laps per minute?</w:t>
       </w:r>
     </w:p>
     <w:p>
@@ -862,39 +1240,39 @@
           <w:b/>
           <w:bCs/>
         </w:rPr>
-        <w:t xml:space="preserve">5. (Lesson 4.2) A game shows your score as 7/8 complete. What percent is that?</w:t>
-      </w:r>
-    </w:p>
-    <w:p>
-      <w:pPr>
-        <w:spacing w:after="40" w:before="0"/>
-      </w:pPr>
-      <w:r>
-        <w:t xml:space="preserve">     A. 87.5%</w:t>
-      </w:r>
-    </w:p>
-    <w:p>
-      <w:pPr>
-        <w:spacing w:after="40" w:before="0"/>
-      </w:pPr>
-      <w:r>
-        <w:t xml:space="preserve">     B. 78%</w:t>
-      </w:r>
-    </w:p>
-    <w:p>
-      <w:pPr>
-        <w:spacing w:after="40" w:before="0"/>
-      </w:pPr>
-      <w:r>
-        <w:t xml:space="preserve">     C. 75%</w:t>
-      </w:r>
-    </w:p>
-    <w:p>
-      <w:pPr>
-        <w:spacing w:after="40" w:before="0"/>
-      </w:pPr>
-      <w:r>
-        <w:t xml:space="preserve">     D. 88%</w:t>
+        <w:t xml:space="preserve">5. (Lesson 4.1) The orange kitten weighs 1.5 times as much as the gray kitten. What percent of the gray kitten's weight is that?</w:t>
+      </w:r>
+    </w:p>
+    <w:p>
+      <w:pPr>
+        <w:spacing w:after="40" w:before="0"/>
+      </w:pPr>
+      <w:r>
+        <w:t xml:space="preserve">     A. 150%</w:t>
+      </w:r>
+    </w:p>
+    <w:p>
+      <w:pPr>
+        <w:spacing w:after="40" w:before="0"/>
+      </w:pPr>
+      <w:r>
+        <w:t xml:space="preserve">     B. 15%</w:t>
+      </w:r>
+    </w:p>
+    <w:p>
+      <w:pPr>
+        <w:spacing w:after="40" w:before="0"/>
+      </w:pPr>
+      <w:r>
+        <w:t xml:space="preserve">     C. 50%</w:t>
+      </w:r>
+    </w:p>
+    <w:p>
+      <w:pPr>
+        <w:spacing w:after="40" w:before="0"/>
+      </w:pPr>
+      <w:r>
+        <w:t xml:space="preserve">     D. 1.5%</w:t>
       </w:r>
     </w:p>
     <w:p>
@@ -917,39 +1295,39 @@
           <w:b/>
           <w:bCs/>
         </w:rPr>
-        <w:t xml:space="preserve">6. (Lesson 4.2) Spot the Common Mistake</w:t>
-      </w:r>
-    </w:p>
-    <w:p>
-      <w:pPr>
-        <w:spacing w:after="40" w:before="0"/>
-      </w:pPr>
-      <w:r>
-        <w:t xml:space="preserve">   Step 1 (Convert 5/8 to a percent): 5/8</w:t>
-      </w:r>
-    </w:p>
-    <w:p>
-      <w:pPr>
-        <w:spacing w:after="40" w:before="0"/>
-      </w:pPr>
-      <w:r>
-        <w:t xml:space="preserve">   Step 2 (Divide the bottom by the top): 8 ÷ 5 = 1.6</w:t>
-      </w:r>
-    </w:p>
-    <w:p>
-      <w:pPr>
-        <w:spacing w:after="40" w:before="0"/>
-      </w:pPr>
-      <w:r>
-        <w:t xml:space="preserve">   Step 3 (Multiply by 100): 1.6 × 100 = 160%</w:t>
-      </w:r>
-    </w:p>
-    <w:p>
-      <w:pPr>
-        <w:spacing w:after="40" w:before="0"/>
-      </w:pPr>
-      <w:r>
-        <w:t xml:space="preserve">   Step 4 (Final answer): 5/8 = 160%</w:t>
+        <w:t xml:space="preserve">6. (Lesson 4.1) Find the error</w:t>
+      </w:r>
+    </w:p>
+    <w:p>
+      <w:pPr>
+        <w:spacing w:after="40" w:before="0"/>
+      </w:pPr>
+      <w:r>
+        <w:t xml:space="preserve">   Step 1 (Setup): A player scored 150% of the weekly goal of 200 points.</w:t>
+      </w:r>
+    </w:p>
+    <w:p>
+      <w:pPr>
+        <w:spacing w:after="40" w:before="0"/>
+      </w:pPr>
+      <w:r>
+        <w:t xml:space="preserve">   Step 2 (Step 1): 150% is more than one whole.</w:t>
+      </w:r>
+    </w:p>
+    <w:p>
+      <w:pPr>
+        <w:spacing w:after="40" w:before="0"/>
+      </w:pPr>
+      <w:r>
+        <w:t xml:space="preserve">   Step 3 (Step 2): So the player scored 150 points.</w:t>
+      </w:r>
+    </w:p>
+    <w:p>
+      <w:pPr>
+        <w:spacing w:after="40" w:before="0"/>
+      </w:pPr>
+      <w:r>
+        <w:t xml:space="preserve">   Step 4 (Step 3): The player beat the 200-point goal.</w:t>
       </w:r>
     </w:p>
     <w:p>
@@ -1006,39 +1384,39 @@
           <w:b/>
           <w:bCs/>
         </w:rPr>
-        <w:t xml:space="preserve">7. (Lesson 4.3) A player scored 0.4% of the bonus points. Which decimal represents this percent?</w:t>
-      </w:r>
-    </w:p>
-    <w:p>
-      <w:pPr>
-        <w:spacing w:after="40" w:before="0"/>
-      </w:pPr>
-      <w:r>
-        <w:t xml:space="preserve">     A. 0.4</w:t>
-      </w:r>
-    </w:p>
-    <w:p>
-      <w:pPr>
-        <w:spacing w:after="40" w:before="0"/>
-      </w:pPr>
-      <w:r>
-        <w:t xml:space="preserve">     B. 0.04</w:t>
-      </w:r>
-    </w:p>
-    <w:p>
-      <w:pPr>
-        <w:spacing w:after="40" w:before="0"/>
-      </w:pPr>
-      <w:r>
-        <w:t xml:space="preserve">     C. 0.004</w:t>
-      </w:r>
-    </w:p>
-    <w:p>
-      <w:pPr>
-        <w:spacing w:after="40" w:before="0"/>
-      </w:pPr>
-      <w:r>
-        <w:t xml:space="preserve">     D. 4.0</w:t>
+        <w:t xml:space="preserve">7. (Lesson 4.2) A game shows your score as 7/8 complete. What percent is that?</w:t>
+      </w:r>
+    </w:p>
+    <w:p>
+      <w:pPr>
+        <w:spacing w:after="40" w:before="0"/>
+      </w:pPr>
+      <w:r>
+        <w:t xml:space="preserve">     A. 87.5%</w:t>
+      </w:r>
+    </w:p>
+    <w:p>
+      <w:pPr>
+        <w:spacing w:after="40" w:before="0"/>
+      </w:pPr>
+      <w:r>
+        <w:t xml:space="preserve">     B. 78%</w:t>
+      </w:r>
+    </w:p>
+    <w:p>
+      <w:pPr>
+        <w:spacing w:after="40" w:before="0"/>
+      </w:pPr>
+      <w:r>
+        <w:t xml:space="preserve">     C. 75%</w:t>
+      </w:r>
+    </w:p>
+    <w:p>
+      <w:pPr>
+        <w:spacing w:after="40" w:before="0"/>
+      </w:pPr>
+      <w:r>
+        <w:t xml:space="preserve">     D. 88%</w:t>
       </w:r>
     </w:p>
     <w:p>
@@ -1061,31 +1439,39 @@
           <w:b/>
           <w:bCs/>
         </w:rPr>
-        <w:t xml:space="preserve">8. (Lesson 4.3) Spot the Common Mistake</w:t>
-      </w:r>
-    </w:p>
-    <w:p>
-      <w:pPr>
-        <w:spacing w:after="40" w:before="0"/>
-      </w:pPr>
-      <w:r>
-        <w:t xml:space="preserve">   Step 1 (Read the problem): A rare item has a 0.8% drop chance. Write 0.8% as a decimal.</w:t>
-      </w:r>
-    </w:p>
-    <w:p>
-      <w:pPr>
-        <w:spacing w:after="40" w:before="0"/>
-      </w:pPr>
-      <w:r>
-        <w:t xml:space="preserve">   Step 2 (Attempt): The student divides 0.8 by 10 instead of 100, moving the decimal only one place.</w:t>
-      </w:r>
-    </w:p>
-    <w:p>
-      <w:pPr>
-        <w:spacing w:after="40" w:before="0"/>
-      </w:pPr>
-      <w:r>
-        <w:t xml:space="preserve">   Step 3 (Final answer): 0.8% = 0.08</w:t>
+        <w:t xml:space="preserve">8. (Lesson 4.2) Spot the Common Mistake</w:t>
+      </w:r>
+    </w:p>
+    <w:p>
+      <w:pPr>
+        <w:spacing w:after="40" w:before="0"/>
+      </w:pPr>
+      <w:r>
+        <w:t xml:space="preserve">   Step 1 (Convert 5/8 to a percent): 5/8</w:t>
+      </w:r>
+    </w:p>
+    <w:p>
+      <w:pPr>
+        <w:spacing w:after="40" w:before="0"/>
+      </w:pPr>
+      <w:r>
+        <w:t xml:space="preserve">   Step 2 (Divide the bottom by the top): 8 ÷ 5 = 1.6</w:t>
+      </w:r>
+    </w:p>
+    <w:p>
+      <w:pPr>
+        <w:spacing w:after="40" w:before="0"/>
+      </w:pPr>
+      <w:r>
+        <w:t xml:space="preserve">   Step 3 (Multiply by 100): 1.6 × 100 = 160%</w:t>
+      </w:r>
+    </w:p>
+    <w:p>
+      <w:pPr>
+        <w:spacing w:after="40" w:before="0"/>
+      </w:pPr>
+      <w:r>
+        <w:t xml:space="preserve">   Step 4 (Final answer): 5/8 = 160%</w:t>
       </w:r>
     </w:p>
     <w:p>
@@ -1142,7 +1528,7 @@
           <w:b/>
           <w:bCs/>
         </w:rPr>
-        <w:t xml:space="preserve">9. (Lesson 4.1) The Star Blaster cabinet scored 90 points in 3 games. What is the unit rate in points per game?</w:t>
+        <w:t xml:space="preserve">9. (Lesson 3.2) The Star Blaster cabinet scored 90 points in 3 games. What is the unit rate in points per game?</w:t>
       </w:r>
     </w:p>
     <w:p>
@@ -1197,39 +1583,39 @@
           <w:b/>
           <w:bCs/>
         </w:rPr>
-        <w:t xml:space="preserve">10. (Lesson 4.2) Your arcade scoreboard reads 0.25 of the level cleared. What percent and fraction match this score?</w:t>
-      </w:r>
-    </w:p>
-    <w:p>
-      <w:pPr>
-        <w:spacing w:after="40" w:before="0"/>
-      </w:pPr>
-      <w:r>
-        <w:t xml:space="preserve">     A. 25% and 1/4</w:t>
-      </w:r>
-    </w:p>
-    <w:p>
-      <w:pPr>
-        <w:spacing w:after="40" w:before="0"/>
-      </w:pPr>
-      <w:r>
-        <w:t xml:space="preserve">     B. 2.5% and 1/4</w:t>
-      </w:r>
-    </w:p>
-    <w:p>
-      <w:pPr>
-        <w:spacing w:after="40" w:before="0"/>
-      </w:pPr>
-      <w:r>
-        <w:t xml:space="preserve">     C. 25% and 1/5</w:t>
-      </w:r>
-    </w:p>
-    <w:p>
-      <w:pPr>
-        <w:spacing w:after="40" w:before="0"/>
-      </w:pPr>
-      <w:r>
-        <w:t xml:space="preserve">     D. 250% and 1/40</w:t>
+        <w:t xml:space="preserve">10. (Lesson 4.1) What percent is 9 out of 100?</w:t>
+      </w:r>
+    </w:p>
+    <w:p>
+      <w:pPr>
+        <w:spacing w:after="40" w:before="0"/>
+      </w:pPr>
+      <w:r>
+        <w:t xml:space="preserve">     A. 9%</w:t>
+      </w:r>
+    </w:p>
+    <w:p>
+      <w:pPr>
+        <w:spacing w:after="40" w:before="0"/>
+      </w:pPr>
+      <w:r>
+        <w:t xml:space="preserve">     B. 90%</w:t>
+      </w:r>
+    </w:p>
+    <w:p>
+      <w:pPr>
+        <w:spacing w:after="40" w:before="0"/>
+      </w:pPr>
+      <w:r>
+        <w:t xml:space="preserve">     C. 0.9%</w:t>
+      </w:r>
+    </w:p>
+    <w:p>
+      <w:pPr>
+        <w:spacing w:after="40" w:before="0"/>
+      </w:pPr>
+      <w:r>
+        <w:t xml:space="preserve">     D. 19%</w:t>
       </w:r>
     </w:p>
     <w:p>
@@ -1290,7 +1676,7 @@
           <w:i/>
           <w:iCs/>
         </w:rPr>
-        <w:t xml:space="preserve">     Watch for: A common mistake in Percents Greater Than 100% and Less Than 1% is treating every percent-to-decimal conversion the same way regardless of size — for example, writing 150% as 0.15 (as if it were an ordinary under-100% percent) instead of 1.5, or writing 0.5% as 0.5 (forgetting to divide by 100 at all) instead of 0.005. Before finalizing an answer, check that the decimal for any percent over 100% is greater than 1, and the decimal for any percent under 1% is less than 0.01.</w:t>
+        <w:t xml:space="preserve">     Watch for: A common mistake in Relate Fractions, Decimals, and Percents is treating the numerator and denominator as the percent's digits — turning 3/5 into "35%" by just reading the 3 and the 5. Percent means out of 100, so the fix is to build an equivalent fraction with denominator 100: 5 × 20 = 100, so multiply the top by 20 too — 3/5 = 60/100 = 60%. A second version of this mistake is scaling only ONE part of the fraction (writing 3/5 = 3/100 or 60/5). Whatever you multiply the denominator by, you must multiply the numerator by the same number. When a denominator will not reach 100 evenly (8, 3, 7), divide the numerator by the denominator instead and then multiply by 100.</w:t>
       </w:r>
     </w:p>
     <w:p>
@@ -1322,7 +1708,7 @@
           <w:i/>
           <w:iCs/>
         </w:rPr>
-        <w:t xml:space="preserve">     Watch for: A common mistake in Percents Greater Than 100% and Less Than 1% is treating every percent-to-decimal conversion the same way regardless of size — for example, writing 150% as 0.15 (as if it were an ordinary under-100% percent) instead of 1.5, or writing 0.5% as 0.5 (forgetting to divide by 100 at all) instead of 0.005. Before finalizing an answer, check that the decimal for any percent over 100% is greater than 1, and the decimal for any percent under 1% is less than 0.01.</w:t>
+        <w:t xml:space="preserve">     Watch for: A common mistake in Relate Fractions, Decimals, and Percents is treating the numerator and denominator as the percent's digits — turning 3/5 into "35%" by just reading the 3 and the 5. Percent means out of 100, so the fix is to build an equivalent fraction with denominator 100: 5 × 20 = 100, so multiply the top by 20 too — 3/5 = 60/100 = 60%. A second version of this mistake is scaling only ONE part of the fraction (writing 3/5 = 3/100 or 60/5). Whatever you multiply the denominator by, you must multiply the numerator by the same number. When a denominator will not reach 100 evenly (8, 3, 7), divide the numerator by the denominator instead and then multiply by 100.</w:t>
       </w:r>
     </w:p>
     <w:p>
@@ -1354,7 +1740,7 @@
           <w:i/>
           <w:iCs/>
         </w:rPr>
-        <w:t xml:space="preserve">     Watch for: A common mistake in Percents Greater Than 100% and Less Than 1% is treating every percent-to-decimal conversion the same way regardless of size — for example, writing 150% as 0.15 (as if it were an ordinary under-100% percent) instead of 1.5, or writing 0.5% as 0.5 (forgetting to divide by 100 at all) instead of 0.005. Before finalizing an answer, check that the decimal for any percent over 100% is greater than 1, and the decimal for any percent under 1% is less than 0.01.</w:t>
+        <w:t xml:space="preserve">     Watch for: A common mistake in Relate Fractions, Decimals, and Percents is treating the numerator and denominator as the percent's digits — turning 3/5 into "35%" by just reading the 3 and the 5. Percent means out of 100, so the fix is to build an equivalent fraction with denominator 100: 5 × 20 = 100, so multiply the top by 20 too — 3/5 = 60/100 = 60%. A second version of this mistake is scaling only ONE part of the fraction (writing 3/5 = 3/100 or 60/5). Whatever you multiply the denominator by, you must multiply the numerator by the same number. When a denominator will not reach 100 evenly (8, 3, 7), divide the numerator by the denominator instead and then multiply by 100.</w:t>
       </w:r>
     </w:p>
     <w:p>
@@ -1386,19 +1772,19 @@
           <w:i/>
           <w:iCs/>
         </w:rPr>
-        <w:t xml:space="preserve">     Watch for: A common mistake in Percents Greater Than 100% and Less Than 1% is treating every percent-to-decimal conversion the same way regardless of size — for example, writing 150% as 0.15 (as if it were an ordinary under-100% percent) instead of 1.5, or writing 0.5% as 0.5 (forgetting to divide by 100 at all) instead of 0.005. Before finalizing an answer, check that the decimal for any percent over 100% is greater than 1, and the decimal for any percent under 1% is less than 0.01.</w:t>
-      </w:r>
-    </w:p>
-    <w:p>
-      <w:pPr>
-        <w:spacing w:after="40" w:before="0"/>
-      </w:pPr>
-      <w:r>
-        <w:rPr>
-          <w:b/>
-          <w:bCs/>
-        </w:rPr>
-        <w:t xml:space="preserve">5. A. 87.5%</w:t>
+        <w:t xml:space="preserve">     Watch for: A common mistake in Relate Fractions, Decimals, and Percents is treating the numerator and denominator as the percent's digits — turning 3/5 into "35%" by just reading the 3 and the 5. Percent means out of 100, so the fix is to build an equivalent fraction with denominator 100: 5 × 20 = 100, so multiply the top by 20 too — 3/5 = 60/100 = 60%. A second version of this mistake is scaling only ONE part of the fraction (writing 3/5 = 3/100 or 60/5). Whatever you multiply the denominator by, you must multiply the numerator by the same number. When a denominator will not reach 100 evenly (8, 3, 7), divide the numerator by the denominator instead and then multiply by 100.</w:t>
+      </w:r>
+    </w:p>
+    <w:p>
+      <w:pPr>
+        <w:spacing w:after="40" w:before="0"/>
+      </w:pPr>
+      <w:r>
+        <w:rPr>
+          <w:b/>
+          <w:bCs/>
+        </w:rPr>
+        <w:t xml:space="preserve">5. A. 150%</w:t>
       </w:r>
     </w:p>
     <w:p>
@@ -1406,7 +1792,7 @@
         <w:spacing w:after="20" w:before="0"/>
       </w:pPr>
       <w:r>
-        <w:t xml:space="preserve">     8 does not scale to 100 by a whole number, so divide: 7 ÷ 8 = 0.875, and 0.875 × 100 = 87.5%. That is 87.5 out of 100.</w:t>
+        <w:t xml:space="preserve">     The gray kitten is the whole, or 100%. One and a half wholes is 100% + 50% = 150%.</w:t>
       </w:r>
     </w:p>
     <w:p>
@@ -1418,19 +1804,19 @@
           <w:i/>
           <w:iCs/>
         </w:rPr>
-        <w:t xml:space="preserve">     Watch for: A common mistake in Percents Greater Than 100% and Less Than 1% is treating every percent-to-decimal conversion the same way regardless of size — for example, writing 150% as 0.15 (as if it were an ordinary under-100% percent) instead of 1.5, or writing 0.5% as 0.5 (forgetting to divide by 100 at all) instead of 0.005. Before finalizing an answer, check that the decimal for any percent over 100% is greater than 1, and the decimal for any percent under 1% is less than 0.01.</w:t>
-      </w:r>
-    </w:p>
-    <w:p>
-      <w:pPr>
-        <w:spacing w:after="40" w:before="0"/>
-      </w:pPr>
-      <w:r>
-        <w:rPr>
-          <w:b/>
-          <w:bCs/>
-        </w:rPr>
-        <w:t xml:space="preserve">6. (Lesson 4.2) Spot the Common Mistake</w:t>
+        <w:t xml:space="preserve">     Watch for: A common mistake in Relate Fractions, Decimals, and Percents is treating the numerator and denominator as the percent's digits — turning 3/5 into "35%" by just reading the 3 and the 5. Percent means out of 100, so the fix is to build an equivalent fraction with denominator 100: 5 × 20 = 100, so multiply the top by 20 too — 3/5 = 60/100 = 60%. A second version of this mistake is scaling only ONE part of the fraction (writing 3/5 = 3/100 or 60/5). Whatever you multiply the denominator by, you must multiply the numerator by the same number. When a denominator will not reach 100 evenly (8, 3, 7), divide the numerator by the denominator instead and then multiply by 100.</w:t>
+      </w:r>
+    </w:p>
+    <w:p>
+      <w:pPr>
+        <w:spacing w:after="40" w:before="0"/>
+      </w:pPr>
+      <w:r>
+        <w:rPr>
+          <w:b/>
+          <w:bCs/>
+        </w:rPr>
+        <w:t xml:space="preserve">6. (Lesson 4.1) Find the error</w:t>
       </w:r>
     </w:p>
     <w:p>
@@ -1438,7 +1824,7 @@
         <w:spacing w:after="20" w:before="0"/>
       </w:pPr>
       <w:r>
-        <w:t xml:space="preserve">     The mistake is in Step 2.</w:t>
+        <w:t xml:space="preserve">     The mistake is in Step 3.</w:t>
       </w:r>
     </w:p>
     <w:p>
@@ -1446,7 +1832,7 @@
         <w:spacing w:after="20" w:before="0"/>
       </w:pPr>
       <w:r>
-        <w:t xml:space="preserve">     Correct work: The student divided in the wrong order. To turn a fraction into a decimal, divide the TOP by the bottom: 5 ÷ 8 = 0.625, then × 100 → 62.5%. So 5/8 = 0.625 = 62.5%. (A check: 5/8 is less than 1, so the percent must be under 100%, never 160%.)</w:t>
+        <w:t xml:space="preserve">     Correct work: Step 2 reads the percent as if it were the points themselves. A percent is a comparison, not an amount: 150% of 200 points is 1.5 × 200 = 300 points.</w:t>
       </w:r>
     </w:p>
     <w:p>
@@ -1454,19 +1840,19 @@
         <w:spacing w:after="80" w:before="0"/>
       </w:pPr>
       <w:r>
-        <w:t xml:space="preserve">     Watch for: The fraction bar means numerator ÷ denominator, so this division is upside down. It should be 5 ÷ 8 = 0.625, and 0.625 × 100 = 62.5%. A quick check catches it: 5/8 is less than one whole, so its percent must be under 100% — 160% was impossible.</w:t>
-      </w:r>
-    </w:p>
-    <w:p>
-      <w:pPr>
-        <w:spacing w:after="40" w:before="0"/>
-      </w:pPr>
-      <w:r>
-        <w:rPr>
-          <w:b/>
-          <w:bCs/>
-        </w:rPr>
-        <w:t xml:space="preserve">7. C. 0.004</w:t>
+        <w:t xml:space="preserve">     Watch for: Step 3 even contradicts Step 2 — 150 points would fall short of a 200-point goal. A percent always needs a whole to be a percent OF.</w:t>
+      </w:r>
+    </w:p>
+    <w:p>
+      <w:pPr>
+        <w:spacing w:after="40" w:before="0"/>
+      </w:pPr>
+      <w:r>
+        <w:rPr>
+          <w:b/>
+          <w:bCs/>
+        </w:rPr>
+        <w:t xml:space="preserve">7. A. 87.5%</w:t>
       </w:r>
     </w:p>
     <w:p>
@@ -1474,7 +1860,7 @@
         <w:spacing w:after="20" w:before="0"/>
       </w:pPr>
       <w:r>
-        <w:t xml:space="preserve">     0.4% = 0.4 ÷ 100 = 0.004. Move the decimal point two places to the left.</w:t>
+        <w:t xml:space="preserve">     8 does not scale to 100 by a whole number, so divide: 7 ÷ 8 = 0.875, and 0.875 × 100 = 87.5%. That is 87.5 out of 100.</w:t>
       </w:r>
     </w:p>
     <w:p>
@@ -1486,19 +1872,19 @@
           <w:i/>
           <w:iCs/>
         </w:rPr>
-        <w:t xml:space="preserve">     Watch for: A common mistake in Percents Greater Than 100% and Less Than 1% is treating every percent-to-decimal conversion the same way regardless of size — for example, writing 150% as 0.15 (as if it were an ordinary under-100% percent) instead of 1.5, or writing 0.5% as 0.5 (forgetting to divide by 100 at all) instead of 0.005. Before finalizing an answer, check that the decimal for any percent over 100% is greater than 1, and the decimal for any percent under 1% is less than 0.01.</w:t>
-      </w:r>
-    </w:p>
-    <w:p>
-      <w:pPr>
-        <w:spacing w:after="40" w:before="0"/>
-      </w:pPr>
-      <w:r>
-        <w:rPr>
-          <w:b/>
-          <w:bCs/>
-        </w:rPr>
-        <w:t xml:space="preserve">8. (Lesson 4.3) Spot the Common Mistake</w:t>
+        <w:t xml:space="preserve">     Watch for: A common mistake in Relate Fractions, Decimals, and Percents is treating the numerator and denominator as the percent's digits — turning 3/5 into "35%" by just reading the 3 and the 5. Percent means out of 100, so the fix is to build an equivalent fraction with denominator 100: 5 × 20 = 100, so multiply the top by 20 too — 3/5 = 60/100 = 60%. A second version of this mistake is scaling only ONE part of the fraction (writing 3/5 = 3/100 or 60/5). Whatever you multiply the denominator by, you must multiply the numerator by the same number. When a denominator will not reach 100 evenly (8, 3, 7), divide the numerator by the denominator instead and then multiply by 100.</w:t>
+      </w:r>
+    </w:p>
+    <w:p>
+      <w:pPr>
+        <w:spacing w:after="40" w:before="0"/>
+      </w:pPr>
+      <w:r>
+        <w:rPr>
+          <w:b/>
+          <w:bCs/>
+        </w:rPr>
+        <w:t xml:space="preserve">8. (Lesson 4.2) Spot the Common Mistake</w:t>
       </w:r>
     </w:p>
     <w:p>
@@ -1514,7 +1900,7 @@
         <w:spacing w:after="20" w:before="0"/>
       </w:pPr>
       <w:r>
-        <w:t xml:space="preserve">     Correct work: To change a percent to a decimal, always divide by 100 — move the decimal point TWO places to the left, not one. 0.8 ÷ 100 = 0.008. So 0.8% = 0.008, which is far less than 1% (0.01), matching the tiny drop chance in the problem.</w:t>
+        <w:t xml:space="preserve">     Correct work: The student divided in the wrong order. To turn a fraction into a decimal, divide the TOP by the bottom: 5 ÷ 8 = 0.625, then × 100 → 62.5%. So 5/8 = 0.625 = 62.5%. (A check: 5/8 is less than 1, so the percent must be under 100%, never 160%.)</w:t>
       </w:r>
     </w:p>
     <w:p>
@@ -1522,7 +1908,7 @@
         <w:spacing w:after="80" w:before="0"/>
       </w:pPr>
       <w:r>
-        <w:t xml:space="preserve">     Watch for: In the Attempt step the student divided by 10 and moved the decimal only one place. Percent to decimal always means dividing by 100, so 0.8 ÷ 100 = 0.008 — a value below 0.01, which matches a drop chance smaller than 1%.</w:t>
+        <w:t xml:space="preserve">     Watch for: The fraction bar means numerator ÷ denominator, so this division is upside down. It should be 5 ÷ 8 = 0.625, and 0.625 × 100 = 62.5%. A quick check catches it: 5/8 is less than one whole, so its percent must be under 100% — 160% was impossible.</w:t>
       </w:r>
     </w:p>
     <w:p>
@@ -1554,19 +1940,19 @@
           <w:i/>
           <w:iCs/>
         </w:rPr>
-        <w:t xml:space="preserve">     Watch for: A common mistake in Percents Greater Than 100% and Less Than 1% is treating every percent-to-decimal conversion the same way regardless of size — for example, writing 150% as 0.15 (as if it were an ordinary under-100% percent) instead of 1.5, or writing 0.5% as 0.5 (forgetting to divide by 100 at all) instead of 0.005. Before finalizing an answer, check that the decimal for any percent over 100% is greater than 1, and the decimal for any percent under 1% is less than 0.01.</w:t>
-      </w:r>
-    </w:p>
-    <w:p>
-      <w:pPr>
-        <w:spacing w:after="40" w:before="0"/>
-      </w:pPr>
-      <w:r>
-        <w:rPr>
-          <w:b/>
-          <w:bCs/>
-        </w:rPr>
-        <w:t xml:space="preserve">10. A. 25% and 1/4</w:t>
+        <w:t xml:space="preserve">     Watch for: A common mistake in Relate Fractions, Decimals, and Percents is treating the numerator and denominator as the percent's digits — turning 3/5 into "35%" by just reading the 3 and the 5. Percent means out of 100, so the fix is to build an equivalent fraction with denominator 100: 5 × 20 = 100, so multiply the top by 20 too — 3/5 = 60/100 = 60%. A second version of this mistake is scaling only ONE part of the fraction (writing 3/5 = 3/100 or 60/5). Whatever you multiply the denominator by, you must multiply the numerator by the same number. When a denominator will not reach 100 evenly (8, 3, 7), divide the numerator by the denominator instead and then multiply by 100.</w:t>
+      </w:r>
+    </w:p>
+    <w:p>
+      <w:pPr>
+        <w:spacing w:after="40" w:before="0"/>
+      </w:pPr>
+      <w:r>
+        <w:rPr>
+          <w:b/>
+          <w:bCs/>
+        </w:rPr>
+        <w:t xml:space="preserve">10. A. 9%</w:t>
       </w:r>
     </w:p>
     <w:p>
@@ -1574,7 +1960,7 @@
         <w:spacing w:after="20" w:before="0"/>
       </w:pPr>
       <w:r>
-        <w:t xml:space="preserve">     Move the decimal two places: 0.25 = 25%. As a fraction, 0.25 = 25/100 = 1/4.</w:t>
+        <w:t xml:space="preserve">     A percent already compares to 100, so 9 out of 100 is exactly 9%.</w:t>
       </w:r>
     </w:p>
     <w:p>
@@ -1586,7 +1972,7 @@
           <w:i/>
           <w:iCs/>
         </w:rPr>
-        <w:t xml:space="preserve">     Watch for: A common mistake in Percents Greater Than 100% and Less Than 1% is treating every percent-to-decimal conversion the same way regardless of size — for example, writing 150% as 0.15 (as if it were an ordinary under-100% percent) instead of 1.5, or writing 0.5% as 0.5 (forgetting to divide by 100 at all) instead of 0.005. Before finalizing an answer, check that the decimal for any percent over 100% is greater than 1, and the decimal for any percent under 1% is less than 0.01.</w:t>
+        <w:t xml:space="preserve">     Watch for: A common mistake in Relate Fractions, Decimals, and Percents is treating the numerator and denominator as the percent's digits — turning 3/5 into "35%" by just reading the 3 and the 5. Percent means out of 100, so the fix is to build an equivalent fraction with denominator 100: 5 × 20 = 100, so multiply the top by 20 too — 3/5 = 60/100 = 60%. A second version of this mistake is scaling only ONE part of the fraction (writing 3/5 = 3/100 or 60/5). Whatever you multiply the denominator by, you must multiply the numerator by the same number. When a denominator will not reach 100 evenly (8, 3, 7), divide the numerator by the denominator instead and then multiply by 100.</w:t>
       </w:r>
     </w:p>
     <w:sectPr>
